--- a/05 game app 2.0/实验五+RecyclerView翻牌游戏应用.docx
+++ b/05 game app 2.0/实验五+RecyclerView翻牌游戏应用.docx
@@ -8,6 +8,7 @@
           <w:rFonts w:ascii="宋体" w:hAnsi="宋体"/>
         </w:rPr>
       </w:pPr>
+      <w:bookmarkStart w:id="0" w:name="_GoBack"/>
       <w:r>
         <w:rPr>
           <w:rFonts w:hint="eastAsia" w:ascii="宋体" w:hAnsi="宋体"/>
@@ -454,16 +455,7 @@
           <w:rFonts w:hint="eastAsia"/>
           <w:b/>
         </w:rPr>
-        <w:t>网址：________https://github.com/fdxdez/Android-program.git</w:t>
-      </w:r>
-      <w:bookmarkStart w:id="0" w:name="_GoBack"/>
-      <w:bookmarkEnd w:id="0"/>
-      <w:r>
-        <w:rPr>
-          <w:rFonts w:hint="eastAsia"/>
-          <w:b/>
-        </w:rPr>
-        <w:t>________</w:t>
+        <w:t>网址：________https://github.com/fdxdez/Android-program.git________</w:t>
       </w:r>
     </w:p>
     <w:p/>
@@ -897,6 +889,92 @@
         </w:drawing>
       </w:r>
       <w:r>
+        <w:drawing>
+          <wp:inline distT="0" distB="0" distL="114300" distR="114300">
+            <wp:extent cx="5265420" cy="2236470"/>
+            <wp:effectExtent l="0" t="0" r="1905" b="1905"/>
+            <wp:docPr id="11" name="图片 1"/>
+            <wp:cNvGraphicFramePr>
+              <a:graphicFrameLocks xmlns:a="http://schemas.openxmlformats.org/drawingml/2006/main" noChangeAspect="1"/>
+            </wp:cNvGraphicFramePr>
+            <a:graphic xmlns:a="http://schemas.openxmlformats.org/drawingml/2006/main">
+              <a:graphicData uri="http://schemas.openxmlformats.org/drawingml/2006/picture">
+                <pic:pic xmlns:pic="http://schemas.openxmlformats.org/drawingml/2006/picture">
+                  <pic:nvPicPr>
+                    <pic:cNvPr id="11" name="图片 1"/>
+                    <pic:cNvPicPr>
+                      <a:picLocks noChangeAspect="1"/>
+                    </pic:cNvPicPr>
+                  </pic:nvPicPr>
+                  <pic:blipFill>
+                    <a:blip r:embed="rId6"/>
+                    <a:stretch>
+                      <a:fillRect/>
+                    </a:stretch>
+                  </pic:blipFill>
+                  <pic:spPr>
+                    <a:xfrm>
+                      <a:off x="0" y="0"/>
+                      <a:ext cx="5265420" cy="2236470"/>
+                    </a:xfrm>
+                    <a:prstGeom prst="rect">
+                      <a:avLst/>
+                    </a:prstGeom>
+                    <a:noFill/>
+                    <a:ln>
+                      <a:noFill/>
+                    </a:ln>
+                  </pic:spPr>
+                </pic:pic>
+              </a:graphicData>
+            </a:graphic>
+          </wp:inline>
+        </w:drawing>
+      </w:r>
+      <w:r>
+        <w:drawing>
+          <wp:inline distT="0" distB="0" distL="114300" distR="114300">
+            <wp:extent cx="5269865" cy="1509395"/>
+            <wp:effectExtent l="0" t="0" r="6985" b="5080"/>
+            <wp:docPr id="12" name="图片 2"/>
+            <wp:cNvGraphicFramePr>
+              <a:graphicFrameLocks xmlns:a="http://schemas.openxmlformats.org/drawingml/2006/main" noChangeAspect="1"/>
+            </wp:cNvGraphicFramePr>
+            <a:graphic xmlns:a="http://schemas.openxmlformats.org/drawingml/2006/main">
+              <a:graphicData uri="http://schemas.openxmlformats.org/drawingml/2006/picture">
+                <pic:pic xmlns:pic="http://schemas.openxmlformats.org/drawingml/2006/picture">
+                  <pic:nvPicPr>
+                    <pic:cNvPr id="12" name="图片 2"/>
+                    <pic:cNvPicPr>
+                      <a:picLocks noChangeAspect="1"/>
+                    </pic:cNvPicPr>
+                  </pic:nvPicPr>
+                  <pic:blipFill>
+                    <a:blip r:embed="rId7"/>
+                    <a:stretch>
+                      <a:fillRect/>
+                    </a:stretch>
+                  </pic:blipFill>
+                  <pic:spPr>
+                    <a:xfrm>
+                      <a:off x="0" y="0"/>
+                      <a:ext cx="5269865" cy="1509395"/>
+                    </a:xfrm>
+                    <a:prstGeom prst="rect">
+                      <a:avLst/>
+                    </a:prstGeom>
+                    <a:noFill/>
+                    <a:ln>
+                      <a:noFill/>
+                    </a:ln>
+                  </pic:spPr>
+                </pic:pic>
+              </a:graphicData>
+            </a:graphic>
+          </wp:inline>
+        </w:drawing>
+      </w:r>
+      <w:r>
         <w:rPr>
           <w:rFonts w:hint="eastAsia" w:eastAsia="宋体"/>
           <w:lang w:eastAsia="zh-CN"/>
@@ -919,7 +997,7 @@
                     </pic:cNvPicPr>
                   </pic:nvPicPr>
                   <pic:blipFill>
-                    <a:blip r:embed="rId6"/>
+                    <a:blip r:embed="rId8"/>
                     <a:stretch>
                       <a:fillRect/>
                     </a:stretch>
@@ -962,7 +1040,7 @@
                     </pic:cNvPicPr>
                   </pic:nvPicPr>
                   <pic:blipFill>
-                    <a:blip r:embed="rId7"/>
+                    <a:blip r:embed="rId9"/>
                     <a:stretch>
                       <a:fillRect/>
                     </a:stretch>
@@ -1005,7 +1083,7 @@
                     </pic:cNvPicPr>
                   </pic:nvPicPr>
                   <pic:blipFill>
-                    <a:blip r:embed="rId8"/>
+                    <a:blip r:embed="rId10"/>
                     <a:stretch>
                       <a:fillRect/>
                     </a:stretch>
@@ -1048,7 +1126,7 @@
                     </pic:cNvPicPr>
                   </pic:nvPicPr>
                   <pic:blipFill>
-                    <a:blip r:embed="rId9"/>
+                    <a:blip r:embed="rId11"/>
                     <a:stretch>
                       <a:fillRect/>
                     </a:stretch>
@@ -1091,7 +1169,7 @@
                     </pic:cNvPicPr>
                   </pic:nvPicPr>
                   <pic:blipFill>
-                    <a:blip r:embed="rId10"/>
+                    <a:blip r:embed="rId12"/>
                     <a:stretch>
                       <a:fillRect/>
                     </a:stretch>
@@ -1134,7 +1212,7 @@
                     </pic:cNvPicPr>
                   </pic:nvPicPr>
                   <pic:blipFill>
-                    <a:blip r:embed="rId11"/>
+                    <a:blip r:embed="rId13"/>
                     <a:stretch>
                       <a:fillRect/>
                     </a:stretch>
@@ -1180,53 +1258,11 @@
     <w:p/>
     <w:p>
       <w:pPr>
-        <w:keepNext w:val="0"/>
-        <w:keepLines w:val="0"/>
-        <w:pageBreakBefore w:val="0"/>
-        <w:widowControl w:val="0"/>
-        <w:kinsoku/>
-        <w:wordWrap/>
-        <w:overflowPunct/>
-        <w:topLinePunct w:val="0"/>
-        <w:autoSpaceDE/>
-        <w:autoSpaceDN/>
-        <w:bidi w:val="0"/>
-        <w:adjustRightInd/>
-        <w:snapToGrid/>
-        <w:ind w:left="420" w:firstLine="420" w:firstLineChars="200"/>
-        <w:textAlignment w:val="auto"/>
-        <w:rPr/>
-      </w:pPr>
-      <w:r>
-        <w:rPr>
-          <w:rFonts w:hint="default"/>
-        </w:rPr>
-        <w:t>本次实验在实验四的基础上用 RecyclerView 实现了翻牌游戏：模型层只负责发牌、三张同点数比较与计分，并新增 reset() 支持重开；适配器 CardAdapter 继承 RecyclerView.Adapter，除重载三个必需方法外还重载带 payload 的 onBindViewHolder 播放翻牌动画，并通过回调把点击交给控制器；控制器只做状态转换，靠 integers 资源让竖屏显示 24 张、横屏 27 张，牌高随布局变化重算以铺满屏幕，文字尺寸全部资源化，主题用 Bridge 变体保证 backgroundTint 生效。调试中解决了两个问题：Android 15 边到边导致内容被标题栏遮挡，改为首帧前量出标题栏底边再让位；MaterialButton 默认 inset 加固定高度使文字偏移，改为最小高度加内边距。整体分层清晰、界面规整，25 个单元测试全部通过，编译与 lint 无告警，运行效果符合预期。不足是旋转屏幕会重开一局，后续可增加状态保存与难度选择。</w:t>
-      </w:r>
-    </w:p>
-    <w:p>
-      <w:pPr>
-        <w:keepNext w:val="0"/>
-        <w:keepLines w:val="0"/>
-        <w:pageBreakBefore w:val="0"/>
-        <w:widowControl w:val="0"/>
-        <w:kinsoku/>
-        <w:wordWrap/>
-        <w:overflowPunct/>
-        <w:topLinePunct w:val="0"/>
-        <w:autoSpaceDE/>
-        <w:autoSpaceDN/>
-        <w:bidi w:val="0"/>
-        <w:adjustRightInd/>
-        <w:snapToGrid/>
-        <w:ind w:left="420" w:firstLine="420" w:firstLineChars="200"/>
-        <w:textAlignment w:val="auto"/>
-      </w:pPr>
-      <w:r>
-        <w:rPr>
-          <w:rFonts w:hint="default"/>
-        </w:rPr>
-        <w:t>如果你们报告里的「分析与评价」更看重心得体会，我可以把最后两句换成偏主观的表述（比如对 MVC 分层和 RecyclerView 复用机制的理解）；需要更短（200 字）或拆成两段的版本也可以说一声。</w:t>
+        <w:wordWrap w:val="0"/>
+        <w:ind w:firstLine="420" w:firstLineChars="200"/>
+      </w:pPr>
+      <w:r>
+        <w:t xml:space="preserve">本次实验在实验四的基础上用 RecyclerView 实现了翻牌游戏：模型层只负责发牌、三张同点数比较与计分，并新增 reset() 支持重开；适配器 CardAdapter 继承 RecyclerView.Adapter，除重载三个必需方法外还重载带 payload 的 onBindViewHolder 播放翻牌动画，并通过回调把点击交给控制器；控制器只做状态转换，靠 integers 资源让竖屏显示 24 张、横屏 27 张，牌高随布局变化重算以铺满屏幕，文字尺寸全部资源化，主题用 Bridge 变体保证 backgroundTint 生效。调试中解决了两个问题：Android 15 边到边导致内容被标题栏遮挡，改为首帧前量出标题栏底边再让位；MaterialButton 默认 inset 加固定高度使文字偏移，改为最小高度加内边距。整体分层清晰、界面规整，25 个单元测试全部通过，编译与 lint 无告警，运行效果符合预期。不足是旋转屏幕会重开一局，后续可增加状态保存与难度选择。</w:t>
       </w:r>
     </w:p>
     <w:p/>
@@ -1297,6 +1333,7 @@
         <w:t>注：实验成绩等级分为（90－100分）优，（80－89分）良，(70-79分)中，（60－69分）及格，（59分）不及格。</w:t>
       </w:r>
     </w:p>
+    <w:bookmarkEnd w:id="0"/>
     <w:sectPr>
       <w:pgSz w:w="11906" w:h="16838"/>
       <w:pgMar w:top="1440" w:right="1800" w:bottom="1440" w:left="1800" w:header="851" w:footer="992" w:gutter="0"/>
